--- a/团员入团答辩PPT/演讲稿.docx
+++ b/团员入团答辩PPT/演讲稿.docx
@@ -6,11 +6,15 @@
       <w:pPr>
         <w:rPr>
           <w:rFonts w:hint="eastAsia"/>
+          <w:sz w:val="28"/>
+          <w:szCs w:val="32"/>
         </w:rPr>
       </w:pPr>
       <w:r>
         <w:rPr>
           <w:rFonts w:hint="eastAsia"/>
+          <w:sz w:val="28"/>
+          <w:szCs w:val="32"/>
         </w:rPr>
         <w:t>各位老师、同学大家好，我是自控2401班的傅思雄。我将从个人基本情况、学习</w:t>
       </w:r>
@@ -18,6 +22,8 @@
       <w:r>
         <w:rPr>
           <w:rFonts w:hint="eastAsia"/>
+          <w:sz w:val="28"/>
+          <w:szCs w:val="32"/>
         </w:rPr>
         <w:t>与科创实践</w:t>
       </w:r>
@@ -25,26 +31,18 @@
       <w:r>
         <w:rPr>
           <w:rFonts w:hint="eastAsia"/>
-        </w:rPr>
-        <w:t>、服务集体经历、对共青团的认识几个方面进行</w:t>
-      </w:r>
-      <w:r>
-        <w:rPr>
-          <w:rFonts w:hint="eastAsia"/>
-        </w:rPr>
-        <w:t>汇报</w:t>
-      </w:r>
-      <w:r>
-        <w:rPr>
-          <w:rFonts w:hint="eastAsia"/>
-        </w:rPr>
-        <w:t>。</w:t>
+          <w:sz w:val="28"/>
+          <w:szCs w:val="32"/>
+        </w:rPr>
+        <w:t>、服务集体经历、对共青团的认识几个方面进行汇报。</w:t>
       </w:r>
     </w:p>
     <w:p>
       <w:pPr>
         <w:rPr>
           <w:rFonts w:hint="eastAsia"/>
+          <w:sz w:val="28"/>
+          <w:szCs w:val="32"/>
         </w:rPr>
       </w:pPr>
     </w:p>
@@ -52,11 +50,15 @@
       <w:pPr>
         <w:rPr>
           <w:rFonts w:hint="eastAsia"/>
+          <w:sz w:val="28"/>
+          <w:szCs w:val="32"/>
         </w:rPr>
       </w:pPr>
       <w:r>
         <w:rPr>
           <w:rFonts w:hint="eastAsia"/>
+          <w:sz w:val="28"/>
+          <w:szCs w:val="32"/>
         </w:rPr>
         <w:t>首先是个人基本情况。我目前</w:t>
       </w:r>
@@ -64,6 +66,8 @@
       <w:r>
         <w:rPr>
           <w:rFonts w:hint="eastAsia"/>
+          <w:sz w:val="28"/>
+          <w:szCs w:val="32"/>
         </w:rPr>
         <w:t>的绩点是</w:t>
       </w:r>
@@ -71,6 +75,8 @@
       <w:r>
         <w:rPr>
           <w:rFonts w:hint="eastAsia"/>
+          <w:sz w:val="28"/>
+          <w:szCs w:val="32"/>
         </w:rPr>
         <w:t>3.3。虽然我担任正式学生干部的经历不算多，但我一直希望通过踏实完成任务、主动参与实践，在集体中发挥自己的作用。对我来说，成长不是只看一时的成绩，更重要的是能不能在日常小事中保持责任心，把该做的事情认真做好。</w:t>
       </w:r>
@@ -79,6 +85,8 @@
       <w:pPr>
         <w:rPr>
           <w:rFonts w:hint="eastAsia"/>
+          <w:sz w:val="28"/>
+          <w:szCs w:val="32"/>
         </w:rPr>
       </w:pPr>
     </w:p>
@@ -86,11 +94,15 @@
       <w:pPr>
         <w:rPr>
           <w:rFonts w:hint="eastAsia"/>
+          <w:sz w:val="28"/>
+          <w:szCs w:val="32"/>
         </w:rPr>
       </w:pPr>
       <w:r>
         <w:rPr>
           <w:rFonts w:hint="eastAsia"/>
+          <w:sz w:val="28"/>
+          <w:szCs w:val="32"/>
         </w:rPr>
         <w:t>在学习与</w:t>
       </w:r>
@@ -98,6 +110,8 @@
       <w:r>
         <w:rPr>
           <w:rFonts w:hint="eastAsia"/>
+          <w:sz w:val="28"/>
+          <w:szCs w:val="32"/>
         </w:rPr>
         <w:t>科创实践</w:t>
       </w:r>
@@ -105,26 +119,18 @@
       <w:r>
         <w:rPr>
           <w:rFonts w:hint="eastAsia"/>
-        </w:rPr>
-        <w:t>方面，我比较重视专业学习和实践能力的提升。平时除了完成课程学习，也会参加蓝桥杯、智能车等相关训练。其中蓝桥杯已经取得省级一等奖，国赛成绩还在等待公布</w:t>
-      </w:r>
-      <w:r>
-        <w:rPr>
-          <w:rFonts w:hint="eastAsia"/>
-        </w:rPr>
-        <w:t>，同时也在积极备赛智能车比赛</w:t>
-      </w:r>
-      <w:r>
-        <w:rPr>
-          <w:rFonts w:hint="eastAsia"/>
-        </w:rPr>
-        <w:t>。这些经历让我认识到，青年学生不仅要学好知识，也要努力把知识用到真实问题中，在实践中提升能力。</w:t>
+          <w:sz w:val="28"/>
+          <w:szCs w:val="32"/>
+        </w:rPr>
+        <w:t>方面，我比较重视专业学习和实践能力的提升。平时除了完成课程学习，也会参加蓝桥杯、智能车等相关训练。其中蓝桥杯已经取得省级一等奖，国赛成绩还在等待公布，同时也在积极备赛智能车比赛。这些经历让我认识到，青年学生不仅要学好知识，也要努力把知识用到真实问题中，在实践中提升能力。</w:t>
       </w:r>
     </w:p>
     <w:p>
       <w:pPr>
         <w:rPr>
           <w:rFonts w:hint="eastAsia"/>
+          <w:sz w:val="28"/>
+          <w:szCs w:val="32"/>
         </w:rPr>
       </w:pPr>
     </w:p>
@@ -132,11 +138,15 @@
       <w:pPr>
         <w:rPr>
           <w:rFonts w:hint="eastAsia"/>
+          <w:sz w:val="28"/>
+          <w:szCs w:val="32"/>
         </w:rPr>
       </w:pPr>
       <w:r>
         <w:rPr>
           <w:rFonts w:hint="eastAsia"/>
+          <w:sz w:val="28"/>
+          <w:szCs w:val="32"/>
         </w:rPr>
         <w:t>在服务集体方面，我目前主要以实验室助理的身份参与日常工作，包括协助整理、调试、维护以及配合实验室事务。很多工作看起来并不显眼，但都需要耐心和责任心。我也在这个过程中体会到，把小事做好，同样是服务集体的一种方式。</w:t>
       </w:r>
@@ -145,6 +155,8 @@
       <w:pPr>
         <w:rPr>
           <w:rFonts w:hint="eastAsia"/>
+          <w:sz w:val="28"/>
+          <w:szCs w:val="32"/>
         </w:rPr>
       </w:pPr>
     </w:p>
@@ -152,11 +164,15 @@
       <w:pPr>
         <w:rPr>
           <w:rFonts w:hint="eastAsia"/>
+          <w:sz w:val="28"/>
+          <w:szCs w:val="32"/>
         </w:rPr>
       </w:pPr>
       <w:r>
         <w:rPr>
           <w:rFonts w:hint="eastAsia"/>
+          <w:sz w:val="28"/>
+          <w:szCs w:val="32"/>
         </w:rPr>
         <w:t>我理解的共青团，不只是一个身份，更是一种先进青年的责任意识。它要求我们在思想上积极向上，在学习中追求进步，在集体中愿意服务他人，在实践中敢于承担。申请加入共青团，也是我希望用更高标准要求自己，把个人成长和集体需要结合起来。</w:t>
       </w:r>
@@ -165,13 +181,24 @@
       <w:pPr>
         <w:rPr>
           <w:rFonts w:hint="eastAsia"/>
+          <w:sz w:val="28"/>
+          <w:szCs w:val="32"/>
         </w:rPr>
       </w:pPr>
     </w:p>
     <w:p>
+      <w:pPr>
+        <w:rPr>
+          <w:rFonts w:hint="eastAsia"/>
+          <w:sz w:val="28"/>
+          <w:szCs w:val="32"/>
+        </w:rPr>
+      </w:pPr>
       <w:r>
         <w:rPr>
           <w:rFonts w:hint="eastAsia"/>
+          <w:sz w:val="28"/>
+          <w:szCs w:val="32"/>
         </w:rPr>
         <w:t>我的汇报到此结束，感谢各位老师和同学的聆听，也恳请大家批评指正。</w:t>
       </w:r>
